--- a/downloads/teacher/05 Materials/Unit 04/Slides/Slides 04.17 - Unit 4 Review and Test.docx
+++ b/downloads/teacher/05 Materials/Unit 04/Slides/Slides 04.17 - Unit 4 Review and Test.docx
@@ -18,15 +18,6 @@
       </w:pPr>
       <w:r>
         <w:t xml:space="preserve">Slide outline for Lesson 4.17. Eleven slides, one day. The timing is fixed: do now 3, game 15, transition 2, test 20. That is the whole period.</w:t>
-      </w:r>
-      <w:r>
-        <w:t xml:space="preserve"> </w:t>
-      </w:r>
-      <w:r>
-        <w:rPr>
-          <w:rStyle w:val="TeacherNote"/>
-        </w:rPr>
-        <w:t xml:space="preserve">[Sal: if a class had a bad day on the model or the pitch, spend ten seconds on each model on the shelf before anyone sits down for the test. No names.]</w:t>
       </w:r>
     </w:p>
     <w:p>
